--- a/doc/综合论文训练记录表_AI考试_关世开.docx
+++ b/doc/综合论文训练记录表_AI考试_关世开.docx
@@ -28,12 +28,12 @@
         <w:tblLook w:val="04A0" w:firstRow="1" w:lastRow="0" w:firstColumn="1" w:lastColumn="0" w:noHBand="0" w:noVBand="1"/>
       </w:tblPr>
       <w:tblGrid>
-        <w:gridCol w:w="425"/>
-        <w:gridCol w:w="1943"/>
+        <w:gridCol w:w="424"/>
+        <w:gridCol w:w="1944"/>
         <w:gridCol w:w="938"/>
-        <w:gridCol w:w="2555"/>
+        <w:gridCol w:w="2554"/>
         <w:gridCol w:w="995"/>
-        <w:gridCol w:w="1440"/>
+        <w:gridCol w:w="1441"/>
       </w:tblGrid>
       <w:tr>
         <w:tc>
@@ -476,26 +476,26 @@
               </w:rPr>
               <w:lastRenderedPageBreak/>
               <w:drawing>
-                <wp:anchor distT="0" distB="0" distL="114300" distR="114300" simplePos="0" relativeHeight="251658240" behindDoc="1" locked="0" layoutInCell="1" allowOverlap="1" wp14:anchorId="542562BF" wp14:editId="0CD7B9E3">
+                <wp:anchor distT="0" distB="0" distL="114300" distR="114300" simplePos="0" relativeHeight="251658240" behindDoc="1" locked="0" layoutInCell="1" allowOverlap="1" wp14:anchorId="63AE00AD" wp14:editId="25410B5A">
                   <wp:simplePos x="0" y="0"/>
                   <wp:positionH relativeFrom="column">
-                    <wp:posOffset>-65405</wp:posOffset>
+                    <wp:posOffset>-57021</wp:posOffset>
                   </wp:positionH>
                   <wp:positionV relativeFrom="paragraph">
-                    <wp:posOffset>342900</wp:posOffset>
+                    <wp:posOffset>260382</wp:posOffset>
                   </wp:positionV>
-                  <wp:extent cx="4894994" cy="2317750"/>
-                  <wp:effectExtent l="0" t="0" r="1270" b="6350"/>
+                  <wp:extent cx="4912962" cy="2327910"/>
+                  <wp:effectExtent l="0" t="0" r="2540" b="0"/>
                   <wp:wrapTight wrapText="bothSides">
                     <wp:wrapPolygon edited="0">
                       <wp:start x="0" y="0"/>
-                      <wp:lineTo x="0" y="21482"/>
-                      <wp:lineTo x="21522" y="21482"/>
-                      <wp:lineTo x="21522" y="0"/>
+                      <wp:lineTo x="0" y="21388"/>
+                      <wp:lineTo x="21527" y="21388"/>
+                      <wp:lineTo x="21527" y="0"/>
                       <wp:lineTo x="0" y="0"/>
                     </wp:wrapPolygon>
                   </wp:wrapTight>
-                  <wp:docPr id="1579705851" name="图片 1"/>
+                  <wp:docPr id="150862034" name="图片 1"/>
                   <wp:cNvGraphicFramePr>
                     <a:graphicFrameLocks xmlns:a="http://schemas.openxmlformats.org/drawingml/2006/main" noChangeAspect="1"/>
                   </wp:cNvGraphicFramePr>
@@ -524,7 +524,7 @@
                         <pic:spPr bwMode="auto">
                           <a:xfrm>
                             <a:off x="0" y="0"/>
-                            <a:ext cx="4902904" cy="2321495"/>
+                            <a:ext cx="4912962" cy="2327910"/>
                           </a:xfrm>
                           <a:prstGeom prst="rect">
                             <a:avLst/>

--- a/doc/综合论文训练记录表_AI考试_关世开.docx
+++ b/doc/综合论文训练记录表_AI考试_关世开.docx
@@ -28,12 +28,12 @@
         <w:tblLook w:val="04A0" w:firstRow="1" w:lastRow="0" w:firstColumn="1" w:lastColumn="0" w:noHBand="0" w:noVBand="1"/>
       </w:tblPr>
       <w:tblGrid>
-        <w:gridCol w:w="424"/>
-        <w:gridCol w:w="1944"/>
-        <w:gridCol w:w="938"/>
-        <w:gridCol w:w="2554"/>
-        <w:gridCol w:w="995"/>
-        <w:gridCol w:w="1441"/>
+        <w:gridCol w:w="563"/>
+        <w:gridCol w:w="1921"/>
+        <w:gridCol w:w="919"/>
+        <w:gridCol w:w="2506"/>
+        <w:gridCol w:w="975"/>
+        <w:gridCol w:w="1412"/>
       </w:tblGrid>
       <w:tr>
         <w:tc>
@@ -476,26 +476,26 @@
               </w:rPr>
               <w:lastRenderedPageBreak/>
               <w:drawing>
-                <wp:anchor distT="0" distB="0" distL="114300" distR="114300" simplePos="0" relativeHeight="251658240" behindDoc="1" locked="0" layoutInCell="1" allowOverlap="1" wp14:anchorId="63AE00AD" wp14:editId="25410B5A">
+                <wp:anchor distT="0" distB="0" distL="114300" distR="114300" simplePos="0" relativeHeight="251658240" behindDoc="1" locked="0" layoutInCell="1" allowOverlap="1" wp14:anchorId="0915CFF7" wp14:editId="580948D6">
                   <wp:simplePos x="0" y="0"/>
                   <wp:positionH relativeFrom="column">
-                    <wp:posOffset>-57021</wp:posOffset>
+                    <wp:posOffset>-17963</wp:posOffset>
                   </wp:positionH>
                   <wp:positionV relativeFrom="paragraph">
-                    <wp:posOffset>260382</wp:posOffset>
+                    <wp:posOffset>353383</wp:posOffset>
                   </wp:positionV>
-                  <wp:extent cx="4912962" cy="2327910"/>
-                  <wp:effectExtent l="0" t="0" r="2540" b="0"/>
+                  <wp:extent cx="4764251" cy="2224007"/>
+                  <wp:effectExtent l="0" t="0" r="0" b="5080"/>
                   <wp:wrapTight wrapText="bothSides">
                     <wp:wrapPolygon edited="0">
                       <wp:start x="0" y="0"/>
-                      <wp:lineTo x="0" y="21388"/>
-                      <wp:lineTo x="21527" y="21388"/>
-                      <wp:lineTo x="21527" y="0"/>
+                      <wp:lineTo x="0" y="21464"/>
+                      <wp:lineTo x="21508" y="21464"/>
+                      <wp:lineTo x="21508" y="0"/>
                       <wp:lineTo x="0" y="0"/>
                     </wp:wrapPolygon>
                   </wp:wrapTight>
-                  <wp:docPr id="150862034" name="图片 1"/>
+                  <wp:docPr id="789167168" name="图片 1"/>
                   <wp:cNvGraphicFramePr>
                     <a:graphicFrameLocks xmlns:a="http://schemas.openxmlformats.org/drawingml/2006/main" noChangeAspect="1"/>
                   </wp:cNvGraphicFramePr>
@@ -524,7 +524,7 @@
                         <pic:spPr bwMode="auto">
                           <a:xfrm>
                             <a:off x="0" y="0"/>
-                            <a:ext cx="4912962" cy="2327910"/>
+                            <a:ext cx="4764251" cy="2224007"/>
                           </a:xfrm>
                           <a:prstGeom prst="rect">
                             <a:avLst/>
